--- a/flow/20230914_vu_template/drafts/06-ВУ-НЮ/20-ЧТ-Методія.docx
+++ b/flow/20230914_vu_template/drafts/06-ВУ-НЮ/20-ЧТ-Методія.docx
@@ -359,33 +359,42 @@
     </w:p>
     <w:p>
       <w:pPr>
-        <w:spacing w:after="120" w:lineRule="auto"/>
-        <w:jc w:val="both"/>
-        <w:rPr>
-          <w:rFonts w:ascii="Times New Roman" w:cs="Times New Roman" w:eastAsia="Times New Roman" w:hAnsi="Times New Roman"/>
-          <w:sz w:val="24"/>
-          <w:szCs w:val="24"/>
-        </w:rPr>
-      </w:pPr>
-      <w:r>
-        <w:rPr>
-          <w:rFonts w:ascii="Times New Roman" w:cs="Times New Roman" w:eastAsia="Times New Roman" w:hAnsi="Times New Roman"/>
-          <w:i w:val="1"/>
-          <w:color w:val="ff0000"/>
-          <w:sz w:val="24"/>
-          <w:szCs w:val="24"/>
-          <w:rtl w:val="0"/>
-        </w:rPr>
-        <w:t xml:space="preserve">Священик:</w:t>
-      </w:r>
-      <w:r>
-        <w:rPr>
-          <w:rFonts w:ascii="Times New Roman" w:cs="Times New Roman" w:eastAsia="Times New Roman" w:hAnsi="Times New Roman"/>
-          <w:sz w:val="24"/>
-          <w:szCs w:val="24"/>
-          <w:rtl w:val="0"/>
-        </w:rPr>
-        <w:t xml:space="preserve"> Бо твоє є царство, і сила, і слава, Отця, і Сина, і Святого Духа, нині і повсякчас, і на віки віків.</w:t>
+        <w:pStyle w:val="a"/>
+        <w:spacing w:after="120"/>
+      </w:pPr>
+      <w:r>
+        <w:rPr>
+          <w:rFonts w:ascii="Times New Roman" w:hAnsi="Times New Roman"/>
+          <w:i/>
+          <w:color w:val="FF0000"/>
+          <w:sz w:val="24"/>
+        </w:rPr>
+        <w:t>Священ</w:t>
+      </w:r>
+      <w:r>
+        <w:rPr>
+          <w:rFonts w:ascii="Times New Roman" w:hAnsi="Times New Roman"/>
+          <w:i/>
+          <w:color w:val="FF0000"/>
+          <w:sz w:val="24"/>
+        </w:rPr>
+        <w:t>н</w:t>
+      </w:r>
+      <w:r>
+        <w:rPr>
+          <w:rFonts w:ascii="Times New Roman" w:hAnsi="Times New Roman"/>
+          <w:i/>
+          <w:color w:val="FF0000"/>
+          <w:sz w:val="24"/>
+        </w:rPr>
+        <w:t>ик:</w:t>
+      </w:r>
+      <w:r>
+        <w:rPr>
+          <w:rFonts w:ascii="Times New Roman" w:hAnsi="Times New Roman"/>
+          <w:sz w:val="24"/>
+        </w:rPr>
+        <w:t xml:space="preserve"> Бо Твоє є царство, і сила, і слава, Отця, і Сина, і Святого Духа, нині, і повсякчас, і на віки віків.</w:t>
       </w:r>
     </w:p>
     <w:p>
@@ -2440,46 +2449,1067 @@
     </w:p>
     <w:p>
       <w:pPr>
-        <w:spacing w:after="120" w:lineRule="auto"/>
-        <w:jc w:val="both"/>
-        <w:rPr>
-          <w:rFonts w:ascii="Times New Roman" w:cs="Times New Roman" w:eastAsia="Times New Roman" w:hAnsi="Times New Roman"/>
-          <w:b w:val="1"/>
-          <w:sz w:val="24"/>
-          <w:szCs w:val="24"/>
-        </w:rPr>
-      </w:pPr>
-      <w:r>
-        <w:rPr>
-          <w:rFonts w:ascii="Times New Roman" w:cs="Times New Roman" w:eastAsia="Times New Roman" w:hAnsi="Times New Roman"/>
-          <w:b w:val="1"/>
-          <w:sz w:val="24"/>
-          <w:szCs w:val="24"/>
-          <w:rtl w:val="0"/>
-        </w:rPr>
-        <w:t xml:space="preserve">Господи, взиваю я до тебе, вислухай мене.* Вислухай мене, Господи.* Господи, взиваю я до тебе, вислухай мене.* Почуй голос моління мого,* коли взиваю до тебе.* Вислухай мене, Господи.</w:t>
-      </w:r>
-    </w:p>
-    <w:p>
-      <w:pPr>
-        <w:spacing w:after="120" w:lineRule="auto"/>
-        <w:jc w:val="both"/>
-        <w:rPr>
-          <w:rFonts w:ascii="Times New Roman" w:cs="Times New Roman" w:eastAsia="Times New Roman" w:hAnsi="Times New Roman"/>
-          <w:b w:val="1"/>
-          <w:sz w:val="24"/>
-          <w:szCs w:val="24"/>
-        </w:rPr>
-      </w:pPr>
-      <w:r>
-        <w:rPr>
-          <w:rFonts w:ascii="Times New Roman" w:cs="Times New Roman" w:eastAsia="Times New Roman" w:hAnsi="Times New Roman"/>
-          <w:b w:val="1"/>
-          <w:sz w:val="24"/>
-          <w:szCs w:val="24"/>
-          <w:rtl w:val="0"/>
-        </w:rPr>
-        <w:t xml:space="preserve">Нехай піднесеться молитва моя,* мов кадило перед тобою;* підношення рук моїх,* як жертва вечірня.* Вислухай мене, Господи.</w:t>
+        <w:pStyle w:val="a"/>
+        <w:spacing w:after="120"/>
+      </w:pPr>
+      <w:r>
+        <w:rPr>
+          <w:rFonts w:ascii="Times New Roman" w:hAnsi="Times New Roman"/>
+          <w:b/>
+          <w:color w:val="000000"/>
+          <w:sz w:val="24"/>
+        </w:rPr>
+        <w:t>Го</w:t>
+      </w:r>
+      <w:r>
+        <w:rPr>
+          <w:rFonts w:ascii="Times New Roman" w:hAnsi="Times New Roman"/>
+          <w:sz w:val="24"/>
+        </w:rPr>
+        <w:t>́</w:t>
+      </w:r>
+      <w:r>
+        <w:rPr>
+          <w:rFonts w:ascii="Times New Roman" w:hAnsi="Times New Roman"/>
+          <w:b/>
+          <w:color w:val="000000"/>
+          <w:sz w:val="24"/>
+        </w:rPr>
+        <w:t>споди</w:t>
+      </w:r>
+      <w:r>
+        <w:rPr>
+          <w:rFonts w:ascii="Times New Roman" w:hAnsi="Times New Roman"/>
+          <w:b/>
+          <w:color w:val="000000"/>
+          <w:sz w:val="24"/>
+        </w:rPr>
+        <w:t xml:space="preserve">, </w:t>
+      </w:r>
+      <w:r>
+        <w:rPr>
+          <w:rFonts w:ascii="Times New Roman" w:hAnsi="Times New Roman"/>
+          <w:b/>
+          <w:color w:val="000000"/>
+          <w:sz w:val="24"/>
+        </w:rPr>
+        <w:t>взива</w:t>
+      </w:r>
+      <w:r>
+        <w:rPr>
+          <w:rFonts w:ascii="Times New Roman" w:hAnsi="Times New Roman"/>
+          <w:sz w:val="24"/>
+        </w:rPr>
+        <w:t>́</w:t>
+      </w:r>
+      <w:r>
+        <w:rPr>
+          <w:rFonts w:ascii="Times New Roman" w:hAnsi="Times New Roman"/>
+          <w:b/>
+          <w:color w:val="000000"/>
+          <w:sz w:val="24"/>
+        </w:rPr>
+        <w:t>ю</w:t>
+      </w:r>
+      <w:r>
+        <w:rPr>
+          <w:rFonts w:ascii="Times New Roman" w:hAnsi="Times New Roman"/>
+          <w:b/>
+          <w:color w:val="000000"/>
+          <w:sz w:val="24"/>
+        </w:rPr>
+        <w:t xml:space="preserve"> я до </w:t>
+      </w:r>
+      <w:r>
+        <w:rPr>
+          <w:rFonts w:ascii="Times New Roman" w:hAnsi="Times New Roman"/>
+          <w:b/>
+          <w:color w:val="000000"/>
+          <w:sz w:val="24"/>
+        </w:rPr>
+        <w:t>Те</w:t>
+      </w:r>
+      <w:r>
+        <w:rPr>
+          <w:rFonts w:ascii="Times New Roman" w:hAnsi="Times New Roman"/>
+          <w:sz w:val="24"/>
+        </w:rPr>
+        <w:t>́</w:t>
+      </w:r>
+      <w:r>
+        <w:rPr>
+          <w:rFonts w:ascii="Times New Roman" w:hAnsi="Times New Roman"/>
+          <w:b/>
+          <w:color w:val="000000"/>
+          <w:sz w:val="24"/>
+        </w:rPr>
+        <w:t>бе</w:t>
+      </w:r>
+      <w:r>
+        <w:rPr>
+          <w:rFonts w:ascii="Times New Roman" w:hAnsi="Times New Roman"/>
+          <w:b/>
+          <w:color w:val="000000"/>
+          <w:sz w:val="24"/>
+        </w:rPr>
+        <w:t xml:space="preserve">, </w:t>
+      </w:r>
+      <w:r>
+        <w:rPr>
+          <w:rFonts w:ascii="Times New Roman" w:hAnsi="Times New Roman"/>
+          <w:b/>
+          <w:color w:val="000000"/>
+          <w:sz w:val="24"/>
+        </w:rPr>
+        <w:t>ви</w:t>
+      </w:r>
+      <w:r>
+        <w:rPr>
+          <w:rFonts w:ascii="Times New Roman" w:hAnsi="Times New Roman"/>
+          <w:sz w:val="24"/>
+        </w:rPr>
+        <w:t>́</w:t>
+      </w:r>
+      <w:r>
+        <w:rPr>
+          <w:rFonts w:ascii="Times New Roman" w:hAnsi="Times New Roman"/>
+          <w:b/>
+          <w:color w:val="000000"/>
+          <w:sz w:val="24"/>
+        </w:rPr>
+        <w:t>слухай</w:t>
+      </w:r>
+      <w:r>
+        <w:rPr>
+          <w:rFonts w:ascii="Times New Roman" w:hAnsi="Times New Roman"/>
+          <w:b/>
+          <w:color w:val="000000"/>
+          <w:sz w:val="24"/>
+        </w:rPr>
+        <w:t xml:space="preserve"> мене</w:t>
+      </w:r>
+      <w:r>
+        <w:rPr>
+          <w:rFonts w:ascii="Times New Roman" w:hAnsi="Times New Roman"/>
+          <w:sz w:val="24"/>
+        </w:rPr>
+        <w:t>́</w:t>
+      </w:r>
+      <w:r>
+        <w:rPr>
+          <w:rFonts w:ascii="Times New Roman" w:hAnsi="Times New Roman"/>
+          <w:b/>
+          <w:color w:val="000000"/>
+          <w:sz w:val="24"/>
+        </w:rPr>
+        <w:t>.</w:t>
+      </w:r>
+      <w:r>
+        <w:rPr>
+          <w:rFonts w:ascii="Times New Roman" w:hAnsi="Times New Roman"/>
+          <w:b/>
+          <w:color w:val="000000"/>
+          <w:sz w:val="24"/>
+        </w:rPr>
+        <w:t xml:space="preserve">* </w:t>
+      </w:r>
+      <w:r>
+        <w:rPr>
+          <w:rFonts w:ascii="Times New Roman" w:hAnsi="Times New Roman"/>
+          <w:b/>
+          <w:color w:val="000000"/>
+          <w:sz w:val="24"/>
+        </w:rPr>
+        <w:t>Ви</w:t>
+      </w:r>
+      <w:r>
+        <w:rPr>
+          <w:rFonts w:ascii="Times New Roman" w:hAnsi="Times New Roman"/>
+          <w:sz w:val="24"/>
+        </w:rPr>
+        <w:t>́</w:t>
+      </w:r>
+      <w:r>
+        <w:rPr>
+          <w:rFonts w:ascii="Times New Roman" w:hAnsi="Times New Roman"/>
+          <w:b/>
+          <w:color w:val="000000"/>
+          <w:sz w:val="24"/>
+        </w:rPr>
+        <w:t>слухай</w:t>
+      </w:r>
+      <w:r>
+        <w:rPr>
+          <w:rFonts w:ascii="Times New Roman" w:hAnsi="Times New Roman"/>
+          <w:b/>
+          <w:color w:val="000000"/>
+          <w:sz w:val="24"/>
+        </w:rPr>
+        <w:t xml:space="preserve"> мене, Го</w:t>
+      </w:r>
+      <w:r>
+        <w:rPr>
+          <w:rFonts w:ascii="Times New Roman" w:hAnsi="Times New Roman"/>
+          <w:sz w:val="24"/>
+        </w:rPr>
+        <w:t>́</w:t>
+      </w:r>
+      <w:r>
+        <w:rPr>
+          <w:rFonts w:ascii="Times New Roman" w:hAnsi="Times New Roman"/>
+          <w:b/>
+          <w:color w:val="000000"/>
+          <w:sz w:val="24"/>
+        </w:rPr>
+        <w:t xml:space="preserve">споди.* </w:t>
+      </w:r>
+      <w:r>
+        <w:rPr>
+          <w:rFonts w:ascii="Times New Roman" w:hAnsi="Times New Roman"/>
+          <w:b/>
+          <w:color w:val="000000"/>
+          <w:sz w:val="24"/>
+        </w:rPr>
+        <w:t>Го</w:t>
+      </w:r>
+      <w:r>
+        <w:rPr>
+          <w:rFonts w:ascii="Times New Roman" w:hAnsi="Times New Roman"/>
+          <w:sz w:val="24"/>
+        </w:rPr>
+        <w:t>́</w:t>
+      </w:r>
+      <w:r>
+        <w:rPr>
+          <w:rFonts w:ascii="Times New Roman" w:hAnsi="Times New Roman"/>
+          <w:b/>
+          <w:color w:val="000000"/>
+          <w:sz w:val="24"/>
+        </w:rPr>
+        <w:t>споди</w:t>
+      </w:r>
+      <w:r>
+        <w:rPr>
+          <w:rFonts w:ascii="Times New Roman" w:hAnsi="Times New Roman"/>
+          <w:b/>
+          <w:color w:val="000000"/>
+          <w:sz w:val="24"/>
+        </w:rPr>
+        <w:t xml:space="preserve">, </w:t>
+      </w:r>
+      <w:r>
+        <w:rPr>
+          <w:rFonts w:ascii="Times New Roman" w:hAnsi="Times New Roman"/>
+          <w:b/>
+          <w:color w:val="000000"/>
+          <w:sz w:val="24"/>
+        </w:rPr>
+        <w:t>взива</w:t>
+      </w:r>
+      <w:r>
+        <w:rPr>
+          <w:rFonts w:ascii="Times New Roman" w:hAnsi="Times New Roman"/>
+          <w:sz w:val="24"/>
+        </w:rPr>
+        <w:t>́</w:t>
+      </w:r>
+      <w:r>
+        <w:rPr>
+          <w:rFonts w:ascii="Times New Roman" w:hAnsi="Times New Roman"/>
+          <w:b/>
+          <w:color w:val="000000"/>
+          <w:sz w:val="24"/>
+        </w:rPr>
+        <w:t>ю</w:t>
+      </w:r>
+      <w:r>
+        <w:rPr>
+          <w:rFonts w:ascii="Times New Roman" w:hAnsi="Times New Roman"/>
+          <w:b/>
+          <w:color w:val="000000"/>
+          <w:sz w:val="24"/>
+        </w:rPr>
+        <w:t xml:space="preserve"> я до </w:t>
+      </w:r>
+      <w:r>
+        <w:rPr>
+          <w:rFonts w:ascii="Times New Roman" w:hAnsi="Times New Roman"/>
+          <w:b/>
+          <w:color w:val="000000"/>
+          <w:sz w:val="24"/>
+        </w:rPr>
+        <w:t>Те</w:t>
+      </w:r>
+      <w:r>
+        <w:rPr>
+          <w:rFonts w:ascii="Times New Roman" w:hAnsi="Times New Roman"/>
+          <w:sz w:val="24"/>
+        </w:rPr>
+        <w:t>́</w:t>
+      </w:r>
+      <w:r>
+        <w:rPr>
+          <w:rFonts w:ascii="Times New Roman" w:hAnsi="Times New Roman"/>
+          <w:b/>
+          <w:color w:val="000000"/>
+          <w:sz w:val="24"/>
+        </w:rPr>
+        <w:t>бе</w:t>
+      </w:r>
+      <w:r>
+        <w:rPr>
+          <w:rFonts w:ascii="Times New Roman" w:hAnsi="Times New Roman"/>
+          <w:b/>
+          <w:color w:val="000000"/>
+          <w:sz w:val="24"/>
+        </w:rPr>
+        <w:t xml:space="preserve">, </w:t>
+      </w:r>
+      <w:r>
+        <w:rPr>
+          <w:rFonts w:ascii="Times New Roman" w:hAnsi="Times New Roman"/>
+          <w:b/>
+          <w:color w:val="000000"/>
+          <w:sz w:val="24"/>
+        </w:rPr>
+        <w:t>ви</w:t>
+      </w:r>
+      <w:r>
+        <w:rPr>
+          <w:rFonts w:ascii="Times New Roman" w:hAnsi="Times New Roman"/>
+          <w:sz w:val="24"/>
+        </w:rPr>
+        <w:t>́</w:t>
+      </w:r>
+      <w:r>
+        <w:rPr>
+          <w:rFonts w:ascii="Times New Roman" w:hAnsi="Times New Roman"/>
+          <w:b/>
+          <w:color w:val="000000"/>
+          <w:sz w:val="24"/>
+        </w:rPr>
+        <w:t>слухай</w:t>
+      </w:r>
+      <w:r>
+        <w:rPr>
+          <w:rFonts w:ascii="Times New Roman" w:hAnsi="Times New Roman"/>
+          <w:b/>
+          <w:color w:val="000000"/>
+          <w:sz w:val="24"/>
+        </w:rPr>
+        <w:t xml:space="preserve"> мене</w:t>
+      </w:r>
+      <w:r>
+        <w:rPr>
+          <w:rFonts w:ascii="Times New Roman" w:hAnsi="Times New Roman"/>
+          <w:sz w:val="24"/>
+        </w:rPr>
+        <w:t>́</w:t>
+      </w:r>
+      <w:r>
+        <w:rPr>
+          <w:rFonts w:ascii="Times New Roman" w:hAnsi="Times New Roman"/>
+          <w:b/>
+          <w:color w:val="000000"/>
+          <w:sz w:val="24"/>
+        </w:rPr>
+        <w:t xml:space="preserve">.* </w:t>
+      </w:r>
+      <w:r>
+        <w:rPr>
+          <w:rFonts w:ascii="Times New Roman" w:hAnsi="Times New Roman"/>
+          <w:b/>
+          <w:color w:val="000000"/>
+          <w:sz w:val="24"/>
+        </w:rPr>
+        <w:t>Почу</w:t>
+      </w:r>
+      <w:r>
+        <w:rPr>
+          <w:rFonts w:ascii="Times New Roman" w:hAnsi="Times New Roman"/>
+          <w:sz w:val="24"/>
+        </w:rPr>
+        <w:t>́</w:t>
+      </w:r>
+      <w:r>
+        <w:rPr>
+          <w:rFonts w:ascii="Times New Roman" w:hAnsi="Times New Roman"/>
+          <w:b/>
+          <w:color w:val="000000"/>
+          <w:sz w:val="24"/>
+        </w:rPr>
+        <w:t>й</w:t>
+      </w:r>
+      <w:r>
+        <w:rPr>
+          <w:rFonts w:ascii="Times New Roman" w:hAnsi="Times New Roman"/>
+          <w:b/>
+          <w:color w:val="000000"/>
+          <w:sz w:val="24"/>
+        </w:rPr>
+        <w:t xml:space="preserve"> </w:t>
+      </w:r>
+      <w:r>
+        <w:rPr>
+          <w:rFonts w:ascii="Times New Roman" w:hAnsi="Times New Roman"/>
+          <w:b/>
+          <w:color w:val="000000"/>
+          <w:sz w:val="24"/>
+        </w:rPr>
+        <w:t>го</w:t>
+      </w:r>
+      <w:r>
+        <w:rPr>
+          <w:rFonts w:ascii="Times New Roman" w:hAnsi="Times New Roman"/>
+          <w:sz w:val="24"/>
+        </w:rPr>
+        <w:t>́</w:t>
+      </w:r>
+      <w:r>
+        <w:rPr>
+          <w:rFonts w:ascii="Times New Roman" w:hAnsi="Times New Roman"/>
+          <w:b/>
+          <w:color w:val="000000"/>
+          <w:sz w:val="24"/>
+        </w:rPr>
+        <w:t>лос</w:t>
+      </w:r>
+      <w:r>
+        <w:rPr>
+          <w:rFonts w:ascii="Times New Roman" w:hAnsi="Times New Roman"/>
+          <w:b/>
+          <w:color w:val="000000"/>
+          <w:sz w:val="24"/>
+        </w:rPr>
+        <w:t xml:space="preserve"> </w:t>
+      </w:r>
+      <w:r>
+        <w:rPr>
+          <w:rFonts w:ascii="Times New Roman" w:hAnsi="Times New Roman"/>
+          <w:b/>
+          <w:color w:val="000000"/>
+          <w:sz w:val="24"/>
+        </w:rPr>
+        <w:t>молі</w:t>
+      </w:r>
+      <w:r>
+        <w:rPr>
+          <w:rFonts w:ascii="Times New Roman" w:hAnsi="Times New Roman"/>
+          <w:sz w:val="24"/>
+        </w:rPr>
+        <w:t>́</w:t>
+      </w:r>
+      <w:r>
+        <w:rPr>
+          <w:rFonts w:ascii="Times New Roman" w:hAnsi="Times New Roman"/>
+          <w:b/>
+          <w:color w:val="000000"/>
+          <w:sz w:val="24"/>
+        </w:rPr>
+        <w:t>ння</w:t>
+      </w:r>
+      <w:r>
+        <w:rPr>
+          <w:rFonts w:ascii="Times New Roman" w:hAnsi="Times New Roman"/>
+          <w:b/>
+          <w:color w:val="000000"/>
+          <w:sz w:val="24"/>
+        </w:rPr>
+        <w:t xml:space="preserve"> мого</w:t>
+      </w:r>
+      <w:r>
+        <w:rPr>
+          <w:rFonts w:ascii="Times New Roman" w:hAnsi="Times New Roman"/>
+          <w:sz w:val="24"/>
+        </w:rPr>
+        <w:t>́</w:t>
+      </w:r>
+      <w:r>
+        <w:rPr>
+          <w:rFonts w:ascii="Times New Roman" w:hAnsi="Times New Roman"/>
+          <w:b/>
+          <w:color w:val="000000"/>
+          <w:sz w:val="24"/>
+        </w:rPr>
+        <w:t>,* коли</w:t>
+      </w:r>
+      <w:r>
+        <w:rPr>
+          <w:rFonts w:ascii="Times New Roman" w:hAnsi="Times New Roman"/>
+          <w:sz w:val="24"/>
+        </w:rPr>
+        <w:t>́</w:t>
+      </w:r>
+      <w:r>
+        <w:rPr>
+          <w:rFonts w:ascii="Times New Roman" w:hAnsi="Times New Roman"/>
+          <w:b/>
+          <w:color w:val="000000"/>
+          <w:sz w:val="24"/>
+        </w:rPr>
+        <w:t xml:space="preserve"> </w:t>
+      </w:r>
+      <w:r>
+        <w:rPr>
+          <w:rFonts w:ascii="Times New Roman" w:hAnsi="Times New Roman"/>
+          <w:b/>
+          <w:color w:val="000000"/>
+          <w:sz w:val="24"/>
+        </w:rPr>
+        <w:t>взива</w:t>
+      </w:r>
+      <w:r>
+        <w:rPr>
+          <w:rFonts w:ascii="Times New Roman" w:hAnsi="Times New Roman"/>
+          <w:sz w:val="24"/>
+        </w:rPr>
+        <w:t>́</w:t>
+      </w:r>
+      <w:r>
+        <w:rPr>
+          <w:rFonts w:ascii="Times New Roman" w:hAnsi="Times New Roman"/>
+          <w:b/>
+          <w:color w:val="000000"/>
+          <w:sz w:val="24"/>
+        </w:rPr>
+        <w:t>ю</w:t>
+      </w:r>
+      <w:r>
+        <w:rPr>
+          <w:rFonts w:ascii="Times New Roman" w:hAnsi="Times New Roman"/>
+          <w:b/>
+          <w:color w:val="000000"/>
+          <w:sz w:val="24"/>
+        </w:rPr>
+        <w:t xml:space="preserve"> до Те</w:t>
+      </w:r>
+      <w:r>
+        <w:rPr>
+          <w:rFonts w:ascii="Times New Roman" w:hAnsi="Times New Roman"/>
+          <w:sz w:val="24"/>
+        </w:rPr>
+        <w:t>́</w:t>
+      </w:r>
+      <w:r>
+        <w:rPr>
+          <w:rFonts w:ascii="Times New Roman" w:hAnsi="Times New Roman"/>
+          <w:b/>
+          <w:color w:val="000000"/>
+          <w:sz w:val="24"/>
+        </w:rPr>
+        <w:t xml:space="preserve">бе.* </w:t>
+      </w:r>
+      <w:r>
+        <w:rPr>
+          <w:rFonts w:ascii="Times New Roman" w:hAnsi="Times New Roman"/>
+          <w:b/>
+          <w:color w:val="000000"/>
+          <w:sz w:val="24"/>
+        </w:rPr>
+        <w:t>Ви</w:t>
+      </w:r>
+      <w:r>
+        <w:rPr>
+          <w:rFonts w:ascii="Times New Roman" w:hAnsi="Times New Roman"/>
+          <w:sz w:val="24"/>
+        </w:rPr>
+        <w:t>́</w:t>
+      </w:r>
+      <w:r>
+        <w:rPr>
+          <w:rFonts w:ascii="Times New Roman" w:hAnsi="Times New Roman"/>
+          <w:b/>
+          <w:color w:val="000000"/>
+          <w:sz w:val="24"/>
+        </w:rPr>
+        <w:t>слухай</w:t>
+      </w:r>
+      <w:r>
+        <w:rPr>
+          <w:rFonts w:ascii="Times New Roman" w:hAnsi="Times New Roman"/>
+          <w:b/>
+          <w:color w:val="000000"/>
+          <w:sz w:val="24"/>
+        </w:rPr>
+        <w:t xml:space="preserve"> мене</w:t>
+      </w:r>
+      <w:r>
+        <w:rPr>
+          <w:rFonts w:ascii="Times New Roman" w:hAnsi="Times New Roman"/>
+          <w:sz w:val="24"/>
+        </w:rPr>
+        <w:t>́</w:t>
+      </w:r>
+      <w:r>
+        <w:rPr>
+          <w:rFonts w:ascii="Times New Roman" w:hAnsi="Times New Roman"/>
+          <w:b/>
+          <w:color w:val="000000"/>
+          <w:sz w:val="24"/>
+        </w:rPr>
+        <w:t xml:space="preserve">, </w:t>
+      </w:r>
+      <w:r>
+        <w:rPr>
+          <w:rFonts w:ascii="Times New Roman" w:hAnsi="Times New Roman"/>
+          <w:b/>
+          <w:color w:val="000000"/>
+          <w:sz w:val="24"/>
+        </w:rPr>
+        <w:t>Го</w:t>
+      </w:r>
+      <w:r>
+        <w:rPr>
+          <w:rFonts w:ascii="Times New Roman" w:hAnsi="Times New Roman"/>
+          <w:sz w:val="24"/>
+        </w:rPr>
+        <w:t>́</w:t>
+      </w:r>
+      <w:r>
+        <w:rPr>
+          <w:rFonts w:ascii="Times New Roman" w:hAnsi="Times New Roman"/>
+          <w:b/>
+          <w:color w:val="000000"/>
+          <w:sz w:val="24"/>
+        </w:rPr>
+        <w:t>споди</w:t>
+      </w:r>
+      <w:r>
+        <w:rPr>
+          <w:rFonts w:ascii="Times New Roman" w:hAnsi="Times New Roman"/>
+          <w:b/>
+          <w:color w:val="000000"/>
+          <w:sz w:val="24"/>
+        </w:rPr>
+        <w:t>.</w:t>
+      </w:r>
+    </w:p>
+    <w:p>
+      <w:pPr>
+        <w:pStyle w:val="a"/>
+        <w:spacing w:after="120"/>
+      </w:pPr>
+      <w:r>
+        <w:rPr>
+          <w:rFonts w:ascii="Times New Roman" w:hAnsi="Times New Roman"/>
+          <w:b/>
+          <w:color w:val="000000"/>
+          <w:sz w:val="24"/>
+        </w:rPr>
+        <w:t>Неха</w:t>
+      </w:r>
+      <w:r>
+        <w:rPr>
+          <w:rFonts w:ascii="Times New Roman" w:hAnsi="Times New Roman"/>
+          <w:sz w:val="24"/>
+        </w:rPr>
+        <w:t>́</w:t>
+      </w:r>
+      <w:r>
+        <w:rPr>
+          <w:rFonts w:ascii="Times New Roman" w:hAnsi="Times New Roman"/>
+          <w:b/>
+          <w:color w:val="000000"/>
+          <w:sz w:val="24"/>
+        </w:rPr>
+        <w:t>й</w:t>
+      </w:r>
+      <w:r>
+        <w:rPr>
+          <w:rFonts w:ascii="Times New Roman" w:hAnsi="Times New Roman"/>
+          <w:b/>
+          <w:color w:val="000000"/>
+          <w:sz w:val="24"/>
+        </w:rPr>
+        <w:t xml:space="preserve"> </w:t>
+      </w:r>
+      <w:r>
+        <w:rPr>
+          <w:rFonts w:ascii="Times New Roman" w:hAnsi="Times New Roman"/>
+          <w:b/>
+          <w:color w:val="000000"/>
+          <w:sz w:val="24"/>
+        </w:rPr>
+        <w:t>піднесе</w:t>
+      </w:r>
+      <w:r>
+        <w:rPr>
+          <w:rFonts w:ascii="Times New Roman" w:hAnsi="Times New Roman"/>
+          <w:sz w:val="24"/>
+        </w:rPr>
+        <w:t>́</w:t>
+      </w:r>
+      <w:r>
+        <w:rPr>
+          <w:rFonts w:ascii="Times New Roman" w:hAnsi="Times New Roman"/>
+          <w:b/>
+          <w:color w:val="000000"/>
+          <w:sz w:val="24"/>
+        </w:rPr>
+        <w:t>ться</w:t>
+      </w:r>
+      <w:r>
+        <w:rPr>
+          <w:rFonts w:ascii="Times New Roman" w:hAnsi="Times New Roman"/>
+          <w:b/>
+          <w:color w:val="000000"/>
+          <w:sz w:val="24"/>
+        </w:rPr>
+        <w:t xml:space="preserve"> </w:t>
+      </w:r>
+      <w:r>
+        <w:rPr>
+          <w:rFonts w:ascii="Times New Roman" w:hAnsi="Times New Roman"/>
+          <w:b/>
+          <w:color w:val="000000"/>
+          <w:sz w:val="24"/>
+        </w:rPr>
+        <w:t>моли</w:t>
+      </w:r>
+      <w:r>
+        <w:rPr>
+          <w:rFonts w:ascii="Times New Roman" w:hAnsi="Times New Roman"/>
+          <w:sz w:val="24"/>
+        </w:rPr>
+        <w:t>́</w:t>
+      </w:r>
+      <w:r>
+        <w:rPr>
+          <w:rFonts w:ascii="Times New Roman" w:hAnsi="Times New Roman"/>
+          <w:b/>
+          <w:color w:val="000000"/>
+          <w:sz w:val="24"/>
+        </w:rPr>
+        <w:t>тва</w:t>
+      </w:r>
+      <w:r>
+        <w:rPr>
+          <w:rFonts w:ascii="Times New Roman" w:hAnsi="Times New Roman"/>
+          <w:b/>
+          <w:color w:val="000000"/>
+          <w:sz w:val="24"/>
+        </w:rPr>
+        <w:t xml:space="preserve"> моя</w:t>
+      </w:r>
+      <w:r>
+        <w:rPr>
+          <w:rFonts w:ascii="Times New Roman" w:hAnsi="Times New Roman"/>
+          <w:sz w:val="24"/>
+        </w:rPr>
+        <w:t>́</w:t>
+      </w:r>
+      <w:r>
+        <w:rPr>
+          <w:rFonts w:ascii="Times New Roman" w:hAnsi="Times New Roman"/>
+          <w:b/>
+          <w:color w:val="000000"/>
+          <w:sz w:val="24"/>
+        </w:rPr>
+        <w:t xml:space="preserve">,* мов </w:t>
+      </w:r>
+      <w:r>
+        <w:rPr>
+          <w:rFonts w:ascii="Times New Roman" w:hAnsi="Times New Roman"/>
+          <w:b/>
+          <w:color w:val="000000"/>
+          <w:sz w:val="24"/>
+        </w:rPr>
+        <w:t>кади</w:t>
+      </w:r>
+      <w:r>
+        <w:rPr>
+          <w:rFonts w:ascii="Times New Roman" w:hAnsi="Times New Roman"/>
+          <w:sz w:val="24"/>
+        </w:rPr>
+        <w:t>́</w:t>
+      </w:r>
+      <w:r>
+        <w:rPr>
+          <w:rFonts w:ascii="Times New Roman" w:hAnsi="Times New Roman"/>
+          <w:b/>
+          <w:color w:val="000000"/>
+          <w:sz w:val="24"/>
+        </w:rPr>
+        <w:t>ло</w:t>
+      </w:r>
+      <w:r>
+        <w:rPr>
+          <w:rFonts w:ascii="Times New Roman" w:hAnsi="Times New Roman"/>
+          <w:b/>
+          <w:color w:val="000000"/>
+          <w:sz w:val="24"/>
+        </w:rPr>
+        <w:t xml:space="preserve"> </w:t>
+      </w:r>
+      <w:r>
+        <w:rPr>
+          <w:rFonts w:ascii="Times New Roman" w:hAnsi="Times New Roman"/>
+          <w:b/>
+          <w:color w:val="000000"/>
+          <w:sz w:val="24"/>
+        </w:rPr>
+        <w:t>пе</w:t>
+      </w:r>
+      <w:r>
+        <w:rPr>
+          <w:rFonts w:ascii="Times New Roman" w:hAnsi="Times New Roman"/>
+          <w:sz w:val="24"/>
+        </w:rPr>
+        <w:t>́</w:t>
+      </w:r>
+      <w:r>
+        <w:rPr>
+          <w:rFonts w:ascii="Times New Roman" w:hAnsi="Times New Roman"/>
+          <w:b/>
+          <w:color w:val="000000"/>
+          <w:sz w:val="24"/>
+        </w:rPr>
+        <w:t>ред</w:t>
+      </w:r>
+      <w:r>
+        <w:rPr>
+          <w:rFonts w:ascii="Times New Roman" w:hAnsi="Times New Roman"/>
+          <w:b/>
+          <w:color w:val="000000"/>
+          <w:sz w:val="24"/>
+        </w:rPr>
+        <w:t xml:space="preserve"> </w:t>
+      </w:r>
+      <w:r>
+        <w:rPr>
+          <w:rFonts w:ascii="Times New Roman" w:hAnsi="Times New Roman"/>
+          <w:b/>
+          <w:color w:val="000000"/>
+          <w:sz w:val="24"/>
+        </w:rPr>
+        <w:t>Тобо</w:t>
+      </w:r>
+      <w:r>
+        <w:rPr>
+          <w:rFonts w:ascii="Times New Roman" w:hAnsi="Times New Roman"/>
+          <w:sz w:val="24"/>
+        </w:rPr>
+        <w:t>́</w:t>
+      </w:r>
+      <w:r>
+        <w:rPr>
+          <w:rFonts w:ascii="Times New Roman" w:hAnsi="Times New Roman"/>
+          <w:b/>
+          <w:color w:val="000000"/>
+          <w:sz w:val="24"/>
+        </w:rPr>
+        <w:t>ю</w:t>
+      </w:r>
+      <w:r>
+        <w:rPr>
+          <w:rFonts w:ascii="Times New Roman" w:hAnsi="Times New Roman"/>
+          <w:b/>
+          <w:color w:val="000000"/>
+          <w:sz w:val="24"/>
+        </w:rPr>
+        <w:t xml:space="preserve">;* </w:t>
+      </w:r>
+      <w:r>
+        <w:rPr>
+          <w:rFonts w:ascii="Times New Roman" w:hAnsi="Times New Roman"/>
+          <w:b/>
+          <w:color w:val="000000"/>
+          <w:sz w:val="24"/>
+        </w:rPr>
+        <w:t>підно</w:t>
+      </w:r>
+      <w:r>
+        <w:rPr>
+          <w:rFonts w:ascii="Times New Roman" w:hAnsi="Times New Roman"/>
+          <w:sz w:val="24"/>
+        </w:rPr>
+        <w:t>́</w:t>
+      </w:r>
+      <w:r>
+        <w:rPr>
+          <w:rFonts w:ascii="Times New Roman" w:hAnsi="Times New Roman"/>
+          <w:b/>
+          <w:color w:val="000000"/>
+          <w:sz w:val="24"/>
+        </w:rPr>
+        <w:t>шення</w:t>
+      </w:r>
+      <w:r>
+        <w:rPr>
+          <w:rFonts w:ascii="Times New Roman" w:hAnsi="Times New Roman"/>
+          <w:b/>
+          <w:color w:val="000000"/>
+          <w:sz w:val="24"/>
+        </w:rPr>
+        <w:t xml:space="preserve"> рук </w:t>
+      </w:r>
+      <w:r>
+        <w:rPr>
+          <w:rFonts w:ascii="Times New Roman" w:hAnsi="Times New Roman"/>
+          <w:b/>
+          <w:color w:val="000000"/>
+          <w:sz w:val="24"/>
+        </w:rPr>
+        <w:t>мої</w:t>
+      </w:r>
+      <w:r>
+        <w:rPr>
+          <w:rFonts w:ascii="Times New Roman" w:hAnsi="Times New Roman"/>
+          <w:sz w:val="24"/>
+        </w:rPr>
+        <w:t>́</w:t>
+      </w:r>
+      <w:r>
+        <w:rPr>
+          <w:rFonts w:ascii="Times New Roman" w:hAnsi="Times New Roman"/>
+          <w:b/>
+          <w:color w:val="000000"/>
+          <w:sz w:val="24"/>
+        </w:rPr>
+        <w:t>х</w:t>
+      </w:r>
+      <w:r>
+        <w:rPr>
+          <w:rFonts w:ascii="Times New Roman" w:hAnsi="Times New Roman"/>
+          <w:b/>
+          <w:color w:val="000000"/>
+          <w:sz w:val="24"/>
+        </w:rPr>
+        <w:t xml:space="preserve">,* як </w:t>
+      </w:r>
+      <w:r>
+        <w:rPr>
+          <w:rFonts w:ascii="Times New Roman" w:hAnsi="Times New Roman"/>
+          <w:b/>
+          <w:color w:val="000000"/>
+          <w:sz w:val="24"/>
+        </w:rPr>
+        <w:t>же</w:t>
+      </w:r>
+      <w:r>
+        <w:rPr>
+          <w:rFonts w:ascii="Times New Roman" w:hAnsi="Times New Roman"/>
+          <w:sz w:val="24"/>
+        </w:rPr>
+        <w:t>́</w:t>
+      </w:r>
+      <w:r>
+        <w:rPr>
+          <w:rFonts w:ascii="Times New Roman" w:hAnsi="Times New Roman"/>
+          <w:b/>
+          <w:color w:val="000000"/>
+          <w:sz w:val="24"/>
+        </w:rPr>
+        <w:t>ртва</w:t>
+      </w:r>
+      <w:r>
+        <w:rPr>
+          <w:rFonts w:ascii="Times New Roman" w:hAnsi="Times New Roman"/>
+          <w:b/>
+          <w:color w:val="000000"/>
+          <w:sz w:val="24"/>
+        </w:rPr>
+        <w:t xml:space="preserve"> вечі</w:t>
+      </w:r>
+      <w:r>
+        <w:rPr>
+          <w:rFonts w:ascii="Times New Roman" w:hAnsi="Times New Roman"/>
+          <w:sz w:val="24"/>
+        </w:rPr>
+        <w:t>́</w:t>
+      </w:r>
+      <w:r>
+        <w:rPr>
+          <w:rFonts w:ascii="Times New Roman" w:hAnsi="Times New Roman"/>
+          <w:b/>
+          <w:color w:val="000000"/>
+          <w:sz w:val="24"/>
+        </w:rPr>
+        <w:t xml:space="preserve">рня.* </w:t>
+      </w:r>
+      <w:r>
+        <w:rPr>
+          <w:rFonts w:ascii="Times New Roman" w:hAnsi="Times New Roman"/>
+          <w:b/>
+          <w:color w:val="000000"/>
+          <w:sz w:val="24"/>
+        </w:rPr>
+        <w:t>Ви</w:t>
+      </w:r>
+      <w:r>
+        <w:rPr>
+          <w:rFonts w:ascii="Times New Roman" w:hAnsi="Times New Roman"/>
+          <w:sz w:val="24"/>
+        </w:rPr>
+        <w:t>́</w:t>
+      </w:r>
+      <w:r>
+        <w:rPr>
+          <w:rFonts w:ascii="Times New Roman" w:hAnsi="Times New Roman"/>
+          <w:b/>
+          <w:color w:val="000000"/>
+          <w:sz w:val="24"/>
+        </w:rPr>
+        <w:t>слухай</w:t>
+      </w:r>
+      <w:r>
+        <w:rPr>
+          <w:rFonts w:ascii="Times New Roman" w:hAnsi="Times New Roman"/>
+          <w:b/>
+          <w:color w:val="000000"/>
+          <w:sz w:val="24"/>
+        </w:rPr>
+        <w:t xml:space="preserve"> мене</w:t>
+      </w:r>
+      <w:r>
+        <w:rPr>
+          <w:rFonts w:ascii="Times New Roman" w:hAnsi="Times New Roman"/>
+          <w:sz w:val="24"/>
+        </w:rPr>
+        <w:t>́</w:t>
+      </w:r>
+      <w:r>
+        <w:rPr>
+          <w:rFonts w:ascii="Times New Roman" w:hAnsi="Times New Roman"/>
+          <w:b/>
+          <w:color w:val="000000"/>
+          <w:sz w:val="24"/>
+        </w:rPr>
+        <w:t xml:space="preserve">, </w:t>
+      </w:r>
+      <w:r>
+        <w:rPr>
+          <w:rFonts w:ascii="Times New Roman" w:hAnsi="Times New Roman"/>
+          <w:b/>
+          <w:color w:val="000000"/>
+          <w:sz w:val="24"/>
+        </w:rPr>
+        <w:t>Го</w:t>
+      </w:r>
+      <w:r>
+        <w:rPr>
+          <w:rFonts w:ascii="Times New Roman" w:hAnsi="Times New Roman"/>
+          <w:sz w:val="24"/>
+        </w:rPr>
+        <w:t>́</w:t>
+      </w:r>
+      <w:r>
+        <w:rPr>
+          <w:rFonts w:ascii="Times New Roman" w:hAnsi="Times New Roman"/>
+          <w:b/>
+          <w:color w:val="000000"/>
+          <w:sz w:val="24"/>
+        </w:rPr>
+        <w:t>споди</w:t>
+      </w:r>
+      <w:r>
+        <w:rPr>
+          <w:rFonts w:ascii="Times New Roman" w:hAnsi="Times New Roman"/>
+          <w:b/>
+          <w:color w:val="000000"/>
+          <w:sz w:val="24"/>
+        </w:rPr>
+        <w:t>.</w:t>
       </w:r>
     </w:p>
     <w:p>
@@ -4802,7 +5832,23 @@
           <w:color w:val="000000"/>
           <w:sz w:val="24"/>
         </w:rPr>
-        <w:t>Нехай буде влада царства Твого благословенна і дуже прославлена: Отця, і Сина, і Святого Духа, нині і повсякчас, і на віки віків.</w:t>
+        <w:t xml:space="preserve">Нехай буде влада царства Твого благословенна і дуже прославлена: Отця, і Сина, і Святого Духа, </w:t>
+      </w:r>
+      <w:r>
+        <w:rPr>
+          <w:rFonts w:ascii="Times New Roman" w:hAnsi="Times New Roman"/>
+          <w:color w:val="000000"/>
+          <w:sz w:val="24"/>
+        </w:rPr>
+        <w:t>нині, і повсякчас</w:t>
+      </w:r>
+      <w:r>
+        <w:rPr>
+          <w:rFonts w:ascii="Times New Roman" w:hAnsi="Times New Roman"/>
+          <w:color w:val="000000"/>
+          <w:sz w:val="24"/>
+        </w:rPr>
+        <w:t>, і на віки віків.</w:t>
       </w:r>
     </w:p>
     <w:p>
@@ -5393,33 +6439,42 @@
     </w:p>
     <w:p>
       <w:pPr>
-        <w:spacing w:after="120" w:lineRule="auto"/>
-        <w:jc w:val="both"/>
-        <w:rPr>
-          <w:rFonts w:ascii="Times New Roman" w:cs="Times New Roman" w:eastAsia="Times New Roman" w:hAnsi="Times New Roman"/>
-          <w:sz w:val="24"/>
-          <w:szCs w:val="24"/>
-        </w:rPr>
-      </w:pPr>
-      <w:r>
-        <w:rPr>
-          <w:rFonts w:ascii="Times New Roman" w:cs="Times New Roman" w:eastAsia="Times New Roman" w:hAnsi="Times New Roman"/>
-          <w:i w:val="1"/>
-          <w:color w:val="ff0000"/>
-          <w:sz w:val="24"/>
-          <w:szCs w:val="24"/>
-          <w:rtl w:val="0"/>
-        </w:rPr>
-        <w:t xml:space="preserve">Священик:</w:t>
-      </w:r>
-      <w:r>
-        <w:rPr>
-          <w:rFonts w:ascii="Times New Roman" w:cs="Times New Roman" w:eastAsia="Times New Roman" w:hAnsi="Times New Roman"/>
-          <w:sz w:val="24"/>
-          <w:szCs w:val="24"/>
-          <w:rtl w:val="0"/>
-        </w:rPr>
-        <w:t xml:space="preserve"> Бо твоє є царство, і сила, і слава, Отця, і Сина, і Святого Духа, нині і повсякчас, і на віки віків.</w:t>
+        <w:pStyle w:val="a"/>
+        <w:spacing w:after="120"/>
+      </w:pPr>
+      <w:r>
+        <w:rPr>
+          <w:rFonts w:ascii="Times New Roman" w:hAnsi="Times New Roman"/>
+          <w:i/>
+          <w:color w:val="FF0000"/>
+          <w:sz w:val="24"/>
+        </w:rPr>
+        <w:t>Священ</w:t>
+      </w:r>
+      <w:r>
+        <w:rPr>
+          <w:rFonts w:ascii="Times New Roman" w:hAnsi="Times New Roman"/>
+          <w:i/>
+          <w:color w:val="FF0000"/>
+          <w:sz w:val="24"/>
+        </w:rPr>
+        <w:t>н</w:t>
+      </w:r>
+      <w:r>
+        <w:rPr>
+          <w:rFonts w:ascii="Times New Roman" w:hAnsi="Times New Roman"/>
+          <w:i/>
+          <w:color w:val="FF0000"/>
+          <w:sz w:val="24"/>
+        </w:rPr>
+        <w:t>ик:</w:t>
+      </w:r>
+      <w:r>
+        <w:rPr>
+          <w:rFonts w:ascii="Times New Roman" w:hAnsi="Times New Roman"/>
+          <w:sz w:val="24"/>
+        </w:rPr>
+        <w:t xml:space="preserve"> Бо Твоє є царство, і сила, і слава, Отця, і Сина, і Святого Духа, нині, і повсякчас, і на віки віків.</w:t>
       </w:r>
     </w:p>
     <w:p>
@@ -13296,43 +14351,64 @@
     </w:p>
     <w:p>
       <w:pPr>
-        <w:spacing w:after="120" w:lineRule="auto"/>
-        <w:jc w:val="both"/>
-        <w:rPr>
-          <w:rFonts w:ascii="Times New Roman" w:cs="Times New Roman" w:eastAsia="Times New Roman" w:hAnsi="Times New Roman"/>
-          <w:sz w:val="24"/>
-          <w:szCs w:val="24"/>
-        </w:rPr>
-      </w:pPr>
-      <w:r>
-        <w:rPr>
-          <w:rFonts w:ascii="Times New Roman" w:cs="Times New Roman" w:eastAsia="Times New Roman" w:hAnsi="Times New Roman"/>
-          <w:i w:val="1"/>
-          <w:color w:val="ff0000"/>
-          <w:sz w:val="24"/>
-          <w:szCs w:val="24"/>
-          <w:rtl w:val="0"/>
-        </w:rPr>
-        <w:t xml:space="preserve">Священик: </w:t>
-      </w:r>
-      <w:r>
-        <w:rPr>
-          <w:rFonts w:ascii="Times New Roman" w:cs="Times New Roman" w:eastAsia="Times New Roman" w:hAnsi="Times New Roman"/>
-          <w:color w:val="000000"/>
-          <w:sz w:val="24"/>
-          <w:szCs w:val="24"/>
-          <w:rtl w:val="0"/>
-        </w:rPr>
-        <w:t xml:space="preserve">Бо Ти Бог наш і Тобі славу возсилаємо: Отцю, і Сину, і Святому Духові</w:t>
-      </w:r>
-      <w:r>
-        <w:rPr>
-          <w:rFonts w:ascii="Times New Roman" w:cs="Times New Roman" w:eastAsia="Times New Roman" w:hAnsi="Times New Roman"/>
-          <w:sz w:val="24"/>
-          <w:szCs w:val="24"/>
-          <w:rtl w:val="0"/>
-        </w:rPr>
-        <w:t xml:space="preserve">, нині і повсякчас, і на віки віків.</w:t>
+        <w:pStyle w:val="a"/>
+        <w:spacing w:after="120"/>
+      </w:pPr>
+      <w:r>
+        <w:rPr>
+          <w:rFonts w:ascii="Times New Roman" w:hAnsi="Times New Roman"/>
+          <w:i/>
+          <w:color w:val="FF0000"/>
+          <w:sz w:val="24"/>
+        </w:rPr>
+        <w:t>Священ</w:t>
+      </w:r>
+      <w:r>
+        <w:rPr>
+          <w:rFonts w:ascii="Times New Roman" w:hAnsi="Times New Roman"/>
+          <w:i/>
+          <w:color w:val="FF0000"/>
+          <w:sz w:val="24"/>
+        </w:rPr>
+        <w:t>н</w:t>
+      </w:r>
+      <w:r>
+        <w:rPr>
+          <w:rFonts w:ascii="Times New Roman" w:hAnsi="Times New Roman"/>
+          <w:i/>
+          <w:color w:val="FF0000"/>
+          <w:sz w:val="24"/>
+        </w:rPr>
+        <w:t xml:space="preserve">ик: </w:t>
+      </w:r>
+      <w:r>
+        <w:rPr>
+          <w:rFonts w:ascii="Times New Roman" w:hAnsi="Times New Roman"/>
+          <w:color w:val="000000"/>
+          <w:sz w:val="24"/>
+        </w:rPr>
+        <w:t>Бо Ти Бог наш і Тобі славу возсилаємо: Отцю, і Сину, і Святому Духові</w:t>
+      </w:r>
+      <w:r>
+        <w:rPr>
+          <w:rFonts w:ascii="Times New Roman" w:hAnsi="Times New Roman"/>
+          <w:sz w:val="24"/>
+        </w:rPr>
+        <w:t>, нині</w:t>
+      </w:r>
+      <w:r>
+        <w:rPr>
+          <w:rFonts w:ascii="Times New Roman" w:hAnsi="Times New Roman"/>
+          <w:sz w:val="24"/>
+        </w:rPr>
+        <w:t>,</w:t>
+      </w:r>
+      <w:r>
+        <w:rPr>
+          <w:rFonts w:ascii="Times New Roman" w:hAnsi="Times New Roman"/>
+          <w:sz w:val="24"/>
+        </w:rPr>
+        <w:t xml:space="preserve"> і повсякчас, і на віки віків.</w:t>
       </w:r>
     </w:p>
     <w:p>
@@ -14584,43 +15660,104 @@
     </w:p>
     <w:p>
       <w:pPr>
-        <w:spacing w:after="120" w:lineRule="auto"/>
-        <w:jc w:val="both"/>
-        <w:rPr>
-          <w:rFonts w:ascii="Times New Roman" w:cs="Times New Roman" w:eastAsia="Times New Roman" w:hAnsi="Times New Roman"/>
-          <w:sz w:val="24"/>
-          <w:szCs w:val="24"/>
-        </w:rPr>
-      </w:pPr>
-      <w:r>
-        <w:rPr>
-          <w:rFonts w:ascii="Times New Roman" w:cs="Times New Roman" w:eastAsia="Times New Roman" w:hAnsi="Times New Roman"/>
-          <w:i w:val="1"/>
-          <w:color w:val="ff0000"/>
-          <w:sz w:val="24"/>
-          <w:szCs w:val="24"/>
-          <w:rtl w:val="0"/>
-        </w:rPr>
-        <w:t xml:space="preserve">Священик: </w:t>
-      </w:r>
-      <w:r>
-        <w:rPr>
-          <w:rFonts w:ascii="Times New Roman" w:cs="Times New Roman" w:eastAsia="Times New Roman" w:hAnsi="Times New Roman"/>
-          <w:color w:val="000000"/>
-          <w:sz w:val="24"/>
-          <w:szCs w:val="24"/>
-          <w:rtl w:val="0"/>
-        </w:rPr>
-        <w:t xml:space="preserve">Бо Ти цар миру і Спас душ наших і Тобі славу возсилаємо: Отцю, і Сину, і Святому Духові</w:t>
-      </w:r>
-      <w:r>
-        <w:rPr>
-          <w:rFonts w:ascii="Times New Roman" w:cs="Times New Roman" w:eastAsia="Times New Roman" w:hAnsi="Times New Roman"/>
-          <w:sz w:val="24"/>
-          <w:szCs w:val="24"/>
-          <w:rtl w:val="0"/>
-        </w:rPr>
-        <w:t xml:space="preserve">, нині і повсякчас, і на віки віків.</w:t>
+        <w:pStyle w:val="a"/>
+        <w:spacing w:after="120"/>
+      </w:pPr>
+      <w:r>
+        <w:rPr>
+          <w:rFonts w:ascii="Times New Roman" w:hAnsi="Times New Roman"/>
+          <w:i/>
+          <w:color w:val="FF0000"/>
+          <w:sz w:val="24"/>
+        </w:rPr>
+        <w:t>Свяще</w:t>
+      </w:r>
+      <w:r>
+        <w:rPr>
+          <w:rFonts w:ascii="Times New Roman" w:hAnsi="Times New Roman"/>
+          <w:i/>
+          <w:color w:val="FF0000"/>
+          <w:sz w:val="24"/>
+        </w:rPr>
+        <w:t>н</w:t>
+      </w:r>
+      <w:r>
+        <w:rPr>
+          <w:rFonts w:ascii="Times New Roman" w:hAnsi="Times New Roman"/>
+          <w:i/>
+          <w:color w:val="FF0000"/>
+          <w:sz w:val="24"/>
+        </w:rPr>
+        <w:t xml:space="preserve">ник: </w:t>
+      </w:r>
+      <w:r>
+        <w:rPr>
+          <w:rFonts w:ascii="Times New Roman" w:hAnsi="Times New Roman"/>
+          <w:color w:val="000000"/>
+          <w:sz w:val="24"/>
+        </w:rPr>
+        <w:t xml:space="preserve">Бо Ти цар миру і Спас душ наших </w:t>
+      </w:r>
+      <w:r>
+        <w:rPr>
+          <w:rFonts w:ascii="Times New Roman" w:hAnsi="Times New Roman"/>
+          <w:color w:val="000000"/>
+          <w:sz w:val="24"/>
+        </w:rPr>
+        <w:t>–</w:t>
+      </w:r>
+      <w:r>
+        <w:rPr>
+          <w:rFonts w:ascii="Times New Roman" w:hAnsi="Times New Roman"/>
+          <w:color w:val="000000"/>
+          <w:sz w:val="24"/>
+        </w:rPr>
+        <w:t xml:space="preserve"> </w:t>
+      </w:r>
+      <w:r>
+        <w:rPr>
+          <w:rFonts w:ascii="Times New Roman" w:hAnsi="Times New Roman"/>
+          <w:color w:val="000000"/>
+          <w:sz w:val="24"/>
+        </w:rPr>
+        <w:t>і Тобі славу возсилаємо</w:t>
+      </w:r>
+      <w:r>
+        <w:rPr>
+          <w:rFonts w:ascii="Times New Roman" w:hAnsi="Times New Roman"/>
+          <w:color w:val="000000"/>
+          <w:sz w:val="24"/>
+        </w:rPr>
+        <w:t>,</w:t>
+      </w:r>
+      <w:r>
+        <w:rPr>
+          <w:rFonts w:ascii="Times New Roman" w:hAnsi="Times New Roman"/>
+          <w:color w:val="000000"/>
+          <w:sz w:val="24"/>
+        </w:rPr>
+        <w:t xml:space="preserve"> Отцю, і Сину, і Святому Духові</w:t>
+      </w:r>
+      <w:r>
+        <w:rPr>
+          <w:rFonts w:ascii="Times New Roman" w:hAnsi="Times New Roman"/>
+          <w:sz w:val="24"/>
+        </w:rPr>
+        <w:t>, нині</w:t>
+      </w:r>
+      <w:r>
+        <w:rPr>
+          <w:rFonts w:ascii="Times New Roman" w:hAnsi="Times New Roman"/>
+          <w:sz w:val="24"/>
+        </w:rPr>
+        <w:t>,</w:t>
+      </w:r>
+      <w:r>
+        <w:rPr>
+          <w:rFonts w:ascii="Times New Roman" w:hAnsi="Times New Roman"/>
+          <w:sz w:val="24"/>
+        </w:rPr>
+        <w:t xml:space="preserve"> і повсякчас, і на віки віків.</w:t>
       </w:r>
     </w:p>
     <w:p>
@@ -18859,33 +19996,42 @@
     </w:p>
     <w:p>
       <w:pPr>
-        <w:spacing w:after="120" w:lineRule="auto"/>
-        <w:jc w:val="both"/>
-        <w:rPr>
-          <w:rFonts w:ascii="Times New Roman" w:cs="Times New Roman" w:eastAsia="Times New Roman" w:hAnsi="Times New Roman"/>
-          <w:sz w:val="24"/>
-          <w:szCs w:val="24"/>
-        </w:rPr>
-      </w:pPr>
-      <w:r>
-        <w:rPr>
-          <w:rFonts w:ascii="Times New Roman" w:cs="Times New Roman" w:eastAsia="Times New Roman" w:hAnsi="Times New Roman"/>
-          <w:i w:val="1"/>
-          <w:color w:val="ff0000"/>
-          <w:sz w:val="24"/>
-          <w:szCs w:val="24"/>
-          <w:rtl w:val="0"/>
-        </w:rPr>
-        <w:t xml:space="preserve">Священик:</w:t>
-      </w:r>
-      <w:r>
-        <w:rPr>
-          <w:rFonts w:ascii="Times New Roman" w:cs="Times New Roman" w:eastAsia="Times New Roman" w:hAnsi="Times New Roman"/>
-          <w:sz w:val="24"/>
-          <w:szCs w:val="24"/>
-          <w:rtl w:val="0"/>
-        </w:rPr>
-        <w:t xml:space="preserve"> Бо твоє є царство, і сила, і слава, Отця, і Сина, і Святого Духа, нині і повсякчас, і на віки віків.</w:t>
+        <w:pStyle w:val="a"/>
+        <w:spacing w:after="120"/>
+      </w:pPr>
+      <w:r>
+        <w:rPr>
+          <w:rFonts w:ascii="Times New Roman" w:hAnsi="Times New Roman"/>
+          <w:i/>
+          <w:color w:val="FF0000"/>
+          <w:sz w:val="24"/>
+        </w:rPr>
+        <w:t>Священ</w:t>
+      </w:r>
+      <w:r>
+        <w:rPr>
+          <w:rFonts w:ascii="Times New Roman" w:hAnsi="Times New Roman"/>
+          <w:i/>
+          <w:color w:val="FF0000"/>
+          <w:sz w:val="24"/>
+        </w:rPr>
+        <w:t>н</w:t>
+      </w:r>
+      <w:r>
+        <w:rPr>
+          <w:rFonts w:ascii="Times New Roman" w:hAnsi="Times New Roman"/>
+          <w:i/>
+          <w:color w:val="FF0000"/>
+          <w:sz w:val="24"/>
+        </w:rPr>
+        <w:t>ик:</w:t>
+      </w:r>
+      <w:r>
+        <w:rPr>
+          <w:rFonts w:ascii="Times New Roman" w:hAnsi="Times New Roman"/>
+          <w:sz w:val="24"/>
+        </w:rPr>
+        <w:t xml:space="preserve"> Бо Твоє є царство, і сила, і слава, Отця, і Сина, і Святого Духа, нині, і повсякчас, і на віки віків.</w:t>
       </w:r>
     </w:p>
     <w:p>
